--- a/KHBD_Tin_học/Lớp_4/Tuần_11/KHBD_Tin_hoc_Lớp_4_Tiet10_Bai_4_Tim_kiem_thong_tin_tren_Internet_Tiet_2.docx
+++ b/KHBD_Tin_học/Lớp_4/Tuần_11/KHBD_Tin_hoc_Lớp_4_Tiet10_Bai_4_Tim_kiem_thong_tin_tren_Internet_Tiet_2.docx
@@ -408,18 +408,29 @@
     </w:p>
     <w:p>
       <w:pPr>
-        <w:spacing w:line="319" w:lineRule="auto" w:after="60" w:before="0"/>
-        <w:ind w:firstLine="0" w:left="850"/>
+        <w:spacing w:line="276" w:lineRule="auto" w:after="0" w:before="0"/>
+        <w:ind w:left="850" w:firstLine="0"/>
         <w:jc w:val="both"/>
       </w:pPr>
       <w:r>
         <w:rPr>
-          <w:rFonts w:ascii="Times New Roman" w:hAnsi="Times New Roman" w:eastAsia="Times New Roman"/>
-          <w:b w:val="0"/>
-          <w:i w:val="0"/>
+          <w:rFonts w:ascii="Times New Roman" w:hAnsi="Times New Roman" w:cs="Times New Roman"/>
           <w:sz w:val="26"/>
         </w:rPr>
-        <w:t>- Miền V. Giải quyết vấn đề (thành tố 5.3. Sử dụng sáng tạo công nghệ số – Bậc 2): Sử dụng công cụ số để giải quyết vấn đề đơn giản trong bài học. (Đạt được thông qua Hoạt động 2, Hoạt động 3)</w:t>
+        <w:t>- 1.1.CB2b: Tìm được dữ liệu, thông tin và nội dung thông qua tìm kiếm đơn giản trong môi trường số. (Duyệt, tìm kiếm và thu thập dữ liệu, thông tin hiệu quả trên môi trường mạng). (Đạt được thông qua Hoạt động 2)</w:t>
+      </w:r>
+    </w:p>
+    <w:p>
+      <w:pPr>
+        <w:spacing w:after="0" w:line="276" w:lineRule="auto"/>
+        <w:ind w:left="850" w:firstLine="0"/>
+      </w:pPr>
+      <w:r>
+        <w:rPr>
+          <w:rFonts w:ascii="Times New Roman" w:hAnsi="Times New Roman" w:cs="Times New Roman"/>
+          <w:sz w:val="26"/>
+        </w:rPr>
+        <w:t>- 1.2.CB2a: Phát hiện được độ tin cậy và độ chính xác của các nguồn chung của dữ liệu, thông tin và nội dung số. (Đánh giá độ tin cậy và chọn lọc thông tin chính xác từ các nguồn số). (Đạt được thông qua Hoạt động 3, Hoạt động 4)</w:t>
       </w:r>
     </w:p>
     <w:p>
